--- a/05-项目管理/01-项目治理/01-精益项目章程模板.docx
+++ b/05-项目管理/01-项目治理/01-精益项目章程模板.docx
@@ -4876,7 +4876,7 @@
           <w:i w:val="0"/>
           <w:sz w:val="22"/>
         </w:rPr>
-        <w:t>项目名称</w:t>
+        <w:t>项目名称：应简洁明确，体现改善主题，如"XX产品精益生产线改善项目"</w:t>
       </w:r>
       <w:r>
         <w:rPr>
@@ -4885,7 +4885,6 @@
           <w:i w:val="0"/>
           <w:sz w:val="22"/>
         </w:rPr>
-        <w:t>：应简洁明确，体现改善主题，如"XX紧固件精益生产线改善项目"</w:t>
       </w:r>
     </w:p>
     <w:p>
